--- a/fuentes/CF1_GV.docx
+++ b/fuentes/CF1_GV.docx
@@ -17,12 +17,12 @@
         <w:tblW w:w="14387" w:type="dxa"/>
         <w:tblInd w:w="0" w:type="dxa"/>
         <w:tblBorders>
-          <w:top w:val="single" w:color="000000" w:sz="8" w:space="0"/>
-          <w:left w:val="single" w:color="000000" w:sz="8" w:space="0"/>
-          <w:bottom w:val="single" w:color="000000" w:sz="8" w:space="0"/>
-          <w:right w:val="single" w:color="000000" w:sz="8" w:space="0"/>
-          <w:insideH w:val="single" w:color="000000" w:sz="8" w:space="0"/>
-          <w:insideV w:val="single" w:color="000000" w:sz="8" w:space="0"/>
+          <w:top w:val="single" w:sz="8" w:space="0" w:color="000000"/>
+          <w:left w:val="single" w:sz="8" w:space="0" w:color="000000"/>
+          <w:bottom w:val="single" w:sz="8" w:space="0" w:color="000000"/>
+          <w:right w:val="single" w:sz="8" w:space="0" w:color="000000"/>
+          <w:insideH w:val="single" w:sz="8" w:space="0" w:color="000000"/>
+          <w:insideV w:val="single" w:sz="8" w:space="0" w:color="000000"/>
         </w:tblBorders>
         <w:tblLayout w:type="fixed"/>
         <w:tblLook w:val="0600" w:firstRow="0" w:lastRow="0" w:firstColumn="0" w:lastColumn="0" w:noHBand="1" w:noVBand="1"/>
@@ -154,40 +154,15 @@
               <w:rPr>
                 <w:sz w:val="20"/>
                 <w:szCs w:val="20"/>
+              </w:rPr>
+            </w:pPr>
+            <w:r>
+              <w:rPr>
+                <w:sz w:val="20"/>
+                <w:szCs w:val="20"/>
                 <w:lang w:val="es-CO"/>
               </w:rPr>
-            </w:pPr>
-            <w:r>
-              <w:rPr>
-                <w:sz w:val="20"/>
-                <w:szCs w:val="20"/>
-                <w:lang w:val="es-CO"/>
-              </w:rPr>
-              <w:t xml:space="preserve">Derechos fundamentales </w:t>
-            </w:r>
-            <w:r>
-              <w:rPr>
-                <w:sz w:val="20"/>
-                <w:szCs w:val="20"/>
-                <w:lang w:val="es-CO"/>
-              </w:rPr>
-              <w:t>d</w:t>
-            </w:r>
-            <w:r>
-              <w:rPr>
-                <w:sz w:val="20"/>
-                <w:szCs w:val="20"/>
-                <w:lang w:val="es-CO"/>
-              </w:rPr>
-              <w:t>e</w:t>
-            </w:r>
-            <w:r>
-              <w:rPr>
-                <w:sz w:val="20"/>
-                <w:szCs w:val="20"/>
-                <w:lang w:val="es-CO"/>
-              </w:rPr>
-              <w:t>l trabajo</w:t>
+              <w:t>Derechos fundamentales del trabajo</w:t>
             </w:r>
           </w:p>
         </w:tc>
@@ -570,42 +545,7 @@
                 <w:sz w:val="20"/>
                 <w:szCs w:val="20"/>
               </w:rPr>
-              <w:t xml:space="preserve">Derechos </w:t>
-            </w:r>
-            <w:r>
-              <w:rPr>
-                <w:sz w:val="20"/>
-                <w:szCs w:val="20"/>
-              </w:rPr>
-              <w:t>f</w:t>
-            </w:r>
-            <w:r>
-              <w:rPr>
-                <w:sz w:val="20"/>
-                <w:szCs w:val="20"/>
-              </w:rPr>
-              <w:t xml:space="preserve">undamentales </w:t>
-            </w:r>
-            <w:r>
-              <w:rPr>
-                <w:sz w:val="20"/>
-                <w:szCs w:val="20"/>
-              </w:rPr>
-              <w:t xml:space="preserve">en el </w:t>
-            </w:r>
-            <w:r>
-              <w:rPr>
-                <w:sz w:val="20"/>
-                <w:szCs w:val="20"/>
-              </w:rPr>
-              <w:t>t</w:t>
-            </w:r>
-            <w:r>
-              <w:rPr>
-                <w:sz w:val="20"/>
-                <w:szCs w:val="20"/>
-              </w:rPr>
-              <w:t>rabajo</w:t>
+              <w:t>Derechos Fundamentales del Trabajo</w:t>
             </w:r>
             <w:r>
               <w:rPr>
@@ -619,7 +559,7 @@
                 <w:sz w:val="20"/>
                 <w:szCs w:val="20"/>
               </w:rPr>
-              <w:t xml:space="preserve"> </w:t>
+              <w:t xml:space="preserve">. </w:t>
             </w:r>
           </w:p>
           <w:p>
@@ -795,7 +735,7 @@
       </w:tr>
       <w:tr>
         <w:trPr>
-          <w:trHeight w:val="1530"/>
+          <w:trHeight w:val="725"/>
         </w:trPr>
         <w:tc>
           <w:tcPr>
@@ -1469,7 +1409,7 @@
 </file>
 
 <file path=word/header1.xml><?xml version="1.0" encoding="utf-8"?>
-<w:hdr xmlns:wpc="http://schemas.microsoft.com/office/word/2010/wordprocessingCanvas" xmlns:cx="http://schemas.microsoft.com/office/drawing/2014/chartex" xmlns:cx1="http://schemas.microsoft.com/office/drawing/2015/9/8/chartex" xmlns:cx2="http://schemas.microsoft.com/office/drawing/2015/10/21/chartex" xmlns:cx3="http://schemas.microsoft.com/office/drawing/2016/5/9/chartex" xmlns:cx4="http://schemas.microsoft.com/office/drawing/2016/5/10/chartex" xmlns:cx5="http://schemas.microsoft.com/office/drawing/2016/5/11/chartex" xmlns:cx6="http://schemas.microsoft.com/office/drawing/2016/5/12/chartex" xmlns:cx7="http://schemas.microsoft.com/office/drawing/2016/5/13/chartex" xmlns:cx8="http://schemas.microsoft.com/office/drawing/2016/5/14/chartex" xmlns:mc="http://schemas.openxmlformats.org/markup-compatibility/2006" xmlns:aink="http://schemas.microsoft.com/office/drawing/2016/ink" xmlns:am3d="http://schemas.microsoft.com/office/drawing/2017/model3d" xmlns:o="urn:schemas-microsoft-com:office:office" xmlns:oel="http://schemas.microsoft.com/office/2019/extlst" xmlns:r="http://schemas.openxmlformats.org/officeDocument/2006/relationships" xmlns:m="http://schemas.openxmlformats.org/officeDocument/2006/math" xmlns:v="urn:schemas-microsoft-com:vml" xmlns:wp14="http://schemas.microsoft.com/office/word/2010/wordprocessingDrawing" xmlns:wp="http://schemas.openxmlformats.org/drawingml/2006/wordprocessingDrawing" xmlns:w10="urn:schemas-microsoft-com:office:word" xmlns:w="http://schemas.openxmlformats.org/wordprocessingml/2006/main" xmlns:w14="http://schemas.microsoft.com/office/word/2010/wordml" xmlns:w15="http://schemas.microsoft.com/office/word/2012/wordml" xmlns:w16cex="http://schemas.microsoft.com/office/word/2018/wordml/cex" xmlns:w16cid="http://schemas.microsoft.com/office/word/2016/wordml/cid" xmlns:w16="http://schemas.microsoft.com/office/word/2018/wordml" xmlns:w16du="http://schemas.microsoft.com/office/word/2023/wordml/word16du" xmlns:w16sdtdh="http://schemas.microsoft.com/office/word/2020/wordml/sdtdatahash" xmlns:w16sdtfl="http://schemas.microsoft.com/office/word/2024/wordml/sdtformatlock" xmlns:w16se="http://schemas.microsoft.com/office/word/2015/wordml/symex" xmlns:wpg="http://schemas.microsoft.com/office/word/2010/wordprocessingGroup" xmlns:wpi="http://schemas.microsoft.com/office/word/2010/wordprocessingInk" xmlns:wne="http://schemas.microsoft.com/office/word/2006/wordml" xmlns:wps="http://schemas.microsoft.com/office/word/2010/wordprocessingShape" xmlns:a="http://schemas.openxmlformats.org/drawingml/2006/main" xmlns:pic="http://schemas.openxmlformats.org/drawingml/2006/picture" mc:Ignorable="w14 w15 w16se w16cid w16 w16cex w16sdtdh w16sdtfl w16du wp14">
+<w:hdr xmlns:wpc="http://schemas.microsoft.com/office/word/2010/wordprocessingCanvas" xmlns:cx="http://schemas.microsoft.com/office/drawing/2014/chartex" xmlns:cx1="http://schemas.microsoft.com/office/drawing/2015/9/8/chartex" xmlns:cx2="http://schemas.microsoft.com/office/drawing/2015/10/21/chartex" xmlns:cx3="http://schemas.microsoft.com/office/drawing/2016/5/9/chartex" xmlns:cx4="http://schemas.microsoft.com/office/drawing/2016/5/10/chartex" xmlns:cx5="http://schemas.microsoft.com/office/drawing/2016/5/11/chartex" xmlns:cx6="http://schemas.microsoft.com/office/drawing/2016/5/12/chartex" xmlns:cx7="http://schemas.microsoft.com/office/drawing/2016/5/13/chartex" xmlns:cx8="http://schemas.microsoft.com/office/drawing/2016/5/14/chartex" xmlns:mc="http://schemas.openxmlformats.org/markup-compatibility/2006" xmlns:aink="http://schemas.microsoft.com/office/drawing/2016/ink" xmlns:am3d="http://schemas.microsoft.com/office/drawing/2017/model3d" xmlns:o="urn:schemas-microsoft-com:office:office" xmlns:oel="http://schemas.microsoft.com/office/2019/extlst" xmlns:r="http://schemas.openxmlformats.org/officeDocument/2006/relationships" xmlns:m="http://schemas.openxmlformats.org/officeDocument/2006/math" xmlns:v="urn:schemas-microsoft-com:vml" xmlns:wp14="http://schemas.microsoft.com/office/word/2010/wordprocessingDrawing" xmlns:wp="http://schemas.openxmlformats.org/drawingml/2006/wordprocessingDrawing" xmlns:w10="urn:schemas-microsoft-com:office:word" xmlns:w="http://schemas.openxmlformats.org/wordprocessingml/2006/main" xmlns:w14="http://schemas.microsoft.com/office/word/2010/wordml" xmlns:w15="http://schemas.microsoft.com/office/word/2012/wordml" xmlns:w16cex="http://schemas.microsoft.com/office/word/2018/wordml/cex" xmlns:w16cid="http://schemas.microsoft.com/office/word/2016/wordml/cid" xmlns:w16="http://schemas.microsoft.com/office/word/2018/wordml" xmlns:w16du="http://schemas.microsoft.com/office/word/2023/wordml/word16du" xmlns:w16sdtdh="http://schemas.microsoft.com/office/word/2020/wordml/sdtdatahash" xmlns:w16sdtfl="http://schemas.microsoft.com/office/word/2024/wordml/sdtformatlock" xmlns:w16se="http://schemas.microsoft.com/office/word/2015/wordml/symex" xmlns:wpg="http://schemas.microsoft.com/office/word/2010/wordprocessingGroup" xmlns:wpi="http://schemas.microsoft.com/office/word/2010/wordprocessingInk" xmlns:wne="http://schemas.microsoft.com/office/word/2006/wordml" xmlns:wps="http://schemas.microsoft.com/office/word/2010/wordprocessingShape" mc:Ignorable="w14 w15 w16se w16cid w16 w16cex w16sdtdh w16sdtfl w16du wp14">
   <w:p>
     <w:pPr>
       <w:pBdr>
@@ -1682,7 +1622,7 @@
         <w:ind w:left="720" w:hanging="360"/>
       </w:pPr>
       <w:rPr>
-        <w:rFonts w:hint="default" w:ascii="Wingdings" w:hAnsi="Wingdings"/>
+        <w:rFonts w:ascii="Wingdings" w:hAnsi="Wingdings" w:hint="default"/>
       </w:rPr>
     </w:lvl>
     <w:lvl w:ilvl="1" w:tplc="240A0003" w:tentative="1">
@@ -1694,7 +1634,7 @@
         <w:ind w:left="1440" w:hanging="360"/>
       </w:pPr>
       <w:rPr>
-        <w:rFonts w:hint="default" w:ascii="Courier New" w:hAnsi="Courier New" w:cs="Courier New"/>
+        <w:rFonts w:ascii="Courier New" w:hAnsi="Courier New" w:cs="Courier New" w:hint="default"/>
       </w:rPr>
     </w:lvl>
     <w:lvl w:ilvl="2" w:tplc="240A0005" w:tentative="1">
@@ -1706,7 +1646,7 @@
         <w:ind w:left="2160" w:hanging="360"/>
       </w:pPr>
       <w:rPr>
-        <w:rFonts w:hint="default" w:ascii="Wingdings" w:hAnsi="Wingdings"/>
+        <w:rFonts w:ascii="Wingdings" w:hAnsi="Wingdings" w:hint="default"/>
       </w:rPr>
     </w:lvl>
     <w:lvl w:ilvl="3" w:tplc="240A0001" w:tentative="1">
@@ -1718,7 +1658,7 @@
         <w:ind w:left="2880" w:hanging="360"/>
       </w:pPr>
       <w:rPr>
-        <w:rFonts w:hint="default" w:ascii="Symbol" w:hAnsi="Symbol"/>
+        <w:rFonts w:ascii="Symbol" w:hAnsi="Symbol" w:hint="default"/>
       </w:rPr>
     </w:lvl>
     <w:lvl w:ilvl="4" w:tplc="240A0003" w:tentative="1">
@@ -1730,7 +1670,7 @@
         <w:ind w:left="3600" w:hanging="360"/>
       </w:pPr>
       <w:rPr>
-        <w:rFonts w:hint="default" w:ascii="Courier New" w:hAnsi="Courier New" w:cs="Courier New"/>
+        <w:rFonts w:ascii="Courier New" w:hAnsi="Courier New" w:cs="Courier New" w:hint="default"/>
       </w:rPr>
     </w:lvl>
     <w:lvl w:ilvl="5" w:tplc="240A0005" w:tentative="1">
@@ -1742,7 +1682,7 @@
         <w:ind w:left="4320" w:hanging="360"/>
       </w:pPr>
       <w:rPr>
-        <w:rFonts w:hint="default" w:ascii="Wingdings" w:hAnsi="Wingdings"/>
+        <w:rFonts w:ascii="Wingdings" w:hAnsi="Wingdings" w:hint="default"/>
       </w:rPr>
     </w:lvl>
     <w:lvl w:ilvl="6" w:tplc="240A0001" w:tentative="1">
@@ -1754,7 +1694,7 @@
         <w:ind w:left="5040" w:hanging="360"/>
       </w:pPr>
       <w:rPr>
-        <w:rFonts w:hint="default" w:ascii="Symbol" w:hAnsi="Symbol"/>
+        <w:rFonts w:ascii="Symbol" w:hAnsi="Symbol" w:hint="default"/>
       </w:rPr>
     </w:lvl>
     <w:lvl w:ilvl="7" w:tplc="240A0003" w:tentative="1">
@@ -1766,7 +1706,7 @@
         <w:ind w:left="5760" w:hanging="360"/>
       </w:pPr>
       <w:rPr>
-        <w:rFonts w:hint="default" w:ascii="Courier New" w:hAnsi="Courier New" w:cs="Courier New"/>
+        <w:rFonts w:ascii="Courier New" w:hAnsi="Courier New" w:cs="Courier New" w:hint="default"/>
       </w:rPr>
     </w:lvl>
     <w:lvl w:ilvl="8" w:tplc="240A0005" w:tentative="1">
@@ -1778,7 +1718,7 @@
         <w:ind w:left="6480" w:hanging="360"/>
       </w:pPr>
       <w:rPr>
-        <w:rFonts w:hint="default" w:ascii="Wingdings" w:hAnsi="Wingdings"/>
+        <w:rFonts w:ascii="Wingdings" w:hAnsi="Wingdings" w:hint="default"/>
       </w:rPr>
     </w:lvl>
   </w:abstractNum>
@@ -1795,7 +1735,7 @@
         <w:ind w:left="720" w:hanging="360"/>
       </w:pPr>
       <w:rPr>
-        <w:rFonts w:hint="default" w:ascii="Symbol" w:hAnsi="Symbol"/>
+        <w:rFonts w:ascii="Symbol" w:hAnsi="Symbol" w:hint="default"/>
       </w:rPr>
     </w:lvl>
     <w:lvl w:ilvl="1" w:tplc="240A0003" w:tentative="1">
@@ -1807,7 +1747,7 @@
         <w:ind w:left="1440" w:hanging="360"/>
       </w:pPr>
       <w:rPr>
-        <w:rFonts w:hint="default" w:ascii="Courier New" w:hAnsi="Courier New" w:cs="Courier New"/>
+        <w:rFonts w:ascii="Courier New" w:hAnsi="Courier New" w:cs="Courier New" w:hint="default"/>
       </w:rPr>
     </w:lvl>
     <w:lvl w:ilvl="2" w:tplc="240A0005" w:tentative="1">
@@ -1819,7 +1759,7 @@
         <w:ind w:left="2160" w:hanging="360"/>
       </w:pPr>
       <w:rPr>
-        <w:rFonts w:hint="default" w:ascii="Wingdings" w:hAnsi="Wingdings"/>
+        <w:rFonts w:ascii="Wingdings" w:hAnsi="Wingdings" w:hint="default"/>
       </w:rPr>
     </w:lvl>
     <w:lvl w:ilvl="3" w:tplc="240A0001" w:tentative="1">
@@ -1831,7 +1771,7 @@
         <w:ind w:left="2880" w:hanging="360"/>
       </w:pPr>
       <w:rPr>
-        <w:rFonts w:hint="default" w:ascii="Symbol" w:hAnsi="Symbol"/>
+        <w:rFonts w:ascii="Symbol" w:hAnsi="Symbol" w:hint="default"/>
       </w:rPr>
     </w:lvl>
     <w:lvl w:ilvl="4" w:tplc="240A0003" w:tentative="1">
@@ -1843,7 +1783,7 @@
         <w:ind w:left="3600" w:hanging="360"/>
       </w:pPr>
       <w:rPr>
-        <w:rFonts w:hint="default" w:ascii="Courier New" w:hAnsi="Courier New" w:cs="Courier New"/>
+        <w:rFonts w:ascii="Courier New" w:hAnsi="Courier New" w:cs="Courier New" w:hint="default"/>
       </w:rPr>
     </w:lvl>
     <w:lvl w:ilvl="5" w:tplc="240A0005" w:tentative="1">
@@ -1855,7 +1795,7 @@
         <w:ind w:left="4320" w:hanging="360"/>
       </w:pPr>
       <w:rPr>
-        <w:rFonts w:hint="default" w:ascii="Wingdings" w:hAnsi="Wingdings"/>
+        <w:rFonts w:ascii="Wingdings" w:hAnsi="Wingdings" w:hint="default"/>
       </w:rPr>
     </w:lvl>
     <w:lvl w:ilvl="6" w:tplc="240A0001" w:tentative="1">
@@ -1867,7 +1807,7 @@
         <w:ind w:left="5040" w:hanging="360"/>
       </w:pPr>
       <w:rPr>
-        <w:rFonts w:hint="default" w:ascii="Symbol" w:hAnsi="Symbol"/>
+        <w:rFonts w:ascii="Symbol" w:hAnsi="Symbol" w:hint="default"/>
       </w:rPr>
     </w:lvl>
     <w:lvl w:ilvl="7" w:tplc="240A0003" w:tentative="1">
@@ -1879,7 +1819,7 @@
         <w:ind w:left="5760" w:hanging="360"/>
       </w:pPr>
       <w:rPr>
-        <w:rFonts w:hint="default" w:ascii="Courier New" w:hAnsi="Courier New" w:cs="Courier New"/>
+        <w:rFonts w:ascii="Courier New" w:hAnsi="Courier New" w:cs="Courier New" w:hint="default"/>
       </w:rPr>
     </w:lvl>
     <w:lvl w:ilvl="8" w:tplc="240A0005" w:tentative="1">
@@ -1891,7 +1831,7 @@
         <w:ind w:left="6480" w:hanging="360"/>
       </w:pPr>
       <w:rPr>
-        <w:rFonts w:hint="default" w:ascii="Wingdings" w:hAnsi="Wingdings"/>
+        <w:rFonts w:ascii="Wingdings" w:hAnsi="Wingdings" w:hint="default"/>
       </w:rPr>
     </w:lvl>
   </w:abstractNum>
@@ -1908,7 +1848,7 @@
         <w:ind w:left="720" w:hanging="360"/>
       </w:pPr>
       <w:rPr>
-        <w:rFonts w:hint="default" w:ascii="Wingdings" w:hAnsi="Wingdings"/>
+        <w:rFonts w:ascii="Wingdings" w:hAnsi="Wingdings" w:hint="default"/>
       </w:rPr>
     </w:lvl>
     <w:lvl w:ilvl="1" w:tplc="240A0003" w:tentative="1">
@@ -1920,7 +1860,7 @@
         <w:ind w:left="1440" w:hanging="360"/>
       </w:pPr>
       <w:rPr>
-        <w:rFonts w:hint="default" w:ascii="Courier New" w:hAnsi="Courier New" w:cs="Courier New"/>
+        <w:rFonts w:ascii="Courier New" w:hAnsi="Courier New" w:cs="Courier New" w:hint="default"/>
       </w:rPr>
     </w:lvl>
     <w:lvl w:ilvl="2" w:tplc="240A0005" w:tentative="1">
@@ -1932,7 +1872,7 @@
         <w:ind w:left="2160" w:hanging="360"/>
       </w:pPr>
       <w:rPr>
-        <w:rFonts w:hint="default" w:ascii="Wingdings" w:hAnsi="Wingdings"/>
+        <w:rFonts w:ascii="Wingdings" w:hAnsi="Wingdings" w:hint="default"/>
       </w:rPr>
     </w:lvl>
     <w:lvl w:ilvl="3" w:tplc="240A0001" w:tentative="1">
@@ -1944,7 +1884,7 @@
         <w:ind w:left="2880" w:hanging="360"/>
       </w:pPr>
       <w:rPr>
-        <w:rFonts w:hint="default" w:ascii="Symbol" w:hAnsi="Symbol"/>
+        <w:rFonts w:ascii="Symbol" w:hAnsi="Symbol" w:hint="default"/>
       </w:rPr>
     </w:lvl>
     <w:lvl w:ilvl="4" w:tplc="240A0003" w:tentative="1">
@@ -1956,7 +1896,7 @@
         <w:ind w:left="3600" w:hanging="360"/>
       </w:pPr>
       <w:rPr>
-        <w:rFonts w:hint="default" w:ascii="Courier New" w:hAnsi="Courier New" w:cs="Courier New"/>
+        <w:rFonts w:ascii="Courier New" w:hAnsi="Courier New" w:cs="Courier New" w:hint="default"/>
       </w:rPr>
     </w:lvl>
     <w:lvl w:ilvl="5" w:tplc="240A0005" w:tentative="1">
@@ -1968,7 +1908,7 @@
         <w:ind w:left="4320" w:hanging="360"/>
       </w:pPr>
       <w:rPr>
-        <w:rFonts w:hint="default" w:ascii="Wingdings" w:hAnsi="Wingdings"/>
+        <w:rFonts w:ascii="Wingdings" w:hAnsi="Wingdings" w:hint="default"/>
       </w:rPr>
     </w:lvl>
     <w:lvl w:ilvl="6" w:tplc="240A0001" w:tentative="1">
@@ -1980,7 +1920,7 @@
         <w:ind w:left="5040" w:hanging="360"/>
       </w:pPr>
       <w:rPr>
-        <w:rFonts w:hint="default" w:ascii="Symbol" w:hAnsi="Symbol"/>
+        <w:rFonts w:ascii="Symbol" w:hAnsi="Symbol" w:hint="default"/>
       </w:rPr>
     </w:lvl>
     <w:lvl w:ilvl="7" w:tplc="240A0003" w:tentative="1">
@@ -1992,7 +1932,7 @@
         <w:ind w:left="5760" w:hanging="360"/>
       </w:pPr>
       <w:rPr>
-        <w:rFonts w:hint="default" w:ascii="Courier New" w:hAnsi="Courier New" w:cs="Courier New"/>
+        <w:rFonts w:ascii="Courier New" w:hAnsi="Courier New" w:cs="Courier New" w:hint="default"/>
       </w:rPr>
     </w:lvl>
     <w:lvl w:ilvl="8" w:tplc="240A0005" w:tentative="1">
@@ -2004,7 +1944,7 @@
         <w:ind w:left="6480" w:hanging="360"/>
       </w:pPr>
       <w:rPr>
-        <w:rFonts w:hint="default" w:ascii="Wingdings" w:hAnsi="Wingdings"/>
+        <w:rFonts w:ascii="Wingdings" w:hAnsi="Wingdings" w:hint="default"/>
       </w:rPr>
     </w:lvl>
   </w:abstractNum>
@@ -2021,7 +1961,7 @@
         <w:ind w:left="720" w:hanging="360"/>
       </w:pPr>
       <w:rPr>
-        <w:rFonts w:hint="default" w:ascii="Wingdings" w:hAnsi="Wingdings"/>
+        <w:rFonts w:ascii="Wingdings" w:hAnsi="Wingdings" w:hint="default"/>
       </w:rPr>
     </w:lvl>
     <w:lvl w:ilvl="1" w:tplc="240A0003" w:tentative="1">
@@ -2033,7 +1973,7 @@
         <w:ind w:left="1440" w:hanging="360"/>
       </w:pPr>
       <w:rPr>
-        <w:rFonts w:hint="default" w:ascii="Courier New" w:hAnsi="Courier New" w:cs="Courier New"/>
+        <w:rFonts w:ascii="Courier New" w:hAnsi="Courier New" w:cs="Courier New" w:hint="default"/>
       </w:rPr>
     </w:lvl>
     <w:lvl w:ilvl="2" w:tplc="240A0005" w:tentative="1">
@@ -2045,7 +1985,7 @@
         <w:ind w:left="2160" w:hanging="360"/>
       </w:pPr>
       <w:rPr>
-        <w:rFonts w:hint="default" w:ascii="Wingdings" w:hAnsi="Wingdings"/>
+        <w:rFonts w:ascii="Wingdings" w:hAnsi="Wingdings" w:hint="default"/>
       </w:rPr>
     </w:lvl>
     <w:lvl w:ilvl="3" w:tplc="240A0001" w:tentative="1">
@@ -2057,7 +1997,7 @@
         <w:ind w:left="2880" w:hanging="360"/>
       </w:pPr>
       <w:rPr>
-        <w:rFonts w:hint="default" w:ascii="Symbol" w:hAnsi="Symbol"/>
+        <w:rFonts w:ascii="Symbol" w:hAnsi="Symbol" w:hint="default"/>
       </w:rPr>
     </w:lvl>
     <w:lvl w:ilvl="4" w:tplc="240A0003" w:tentative="1">
@@ -2069,7 +2009,7 @@
         <w:ind w:left="3600" w:hanging="360"/>
       </w:pPr>
       <w:rPr>
-        <w:rFonts w:hint="default" w:ascii="Courier New" w:hAnsi="Courier New" w:cs="Courier New"/>
+        <w:rFonts w:ascii="Courier New" w:hAnsi="Courier New" w:cs="Courier New" w:hint="default"/>
       </w:rPr>
     </w:lvl>
     <w:lvl w:ilvl="5" w:tplc="240A0005" w:tentative="1">
@@ -2081,7 +2021,7 @@
         <w:ind w:left="4320" w:hanging="360"/>
       </w:pPr>
       <w:rPr>
-        <w:rFonts w:hint="default" w:ascii="Wingdings" w:hAnsi="Wingdings"/>
+        <w:rFonts w:ascii="Wingdings" w:hAnsi="Wingdings" w:hint="default"/>
       </w:rPr>
     </w:lvl>
     <w:lvl w:ilvl="6" w:tplc="240A0001" w:tentative="1">
@@ -2093,7 +2033,7 @@
         <w:ind w:left="5040" w:hanging="360"/>
       </w:pPr>
       <w:rPr>
-        <w:rFonts w:hint="default" w:ascii="Symbol" w:hAnsi="Symbol"/>
+        <w:rFonts w:ascii="Symbol" w:hAnsi="Symbol" w:hint="default"/>
       </w:rPr>
     </w:lvl>
     <w:lvl w:ilvl="7" w:tplc="240A0003" w:tentative="1">
@@ -2105,7 +2045,7 @@
         <w:ind w:left="5760" w:hanging="360"/>
       </w:pPr>
       <w:rPr>
-        <w:rFonts w:hint="default" w:ascii="Courier New" w:hAnsi="Courier New" w:cs="Courier New"/>
+        <w:rFonts w:ascii="Courier New" w:hAnsi="Courier New" w:cs="Courier New" w:hint="default"/>
       </w:rPr>
     </w:lvl>
     <w:lvl w:ilvl="8" w:tplc="240A0005" w:tentative="1">
@@ -2117,7 +2057,7 @@
         <w:ind w:left="6480" w:hanging="360"/>
       </w:pPr>
       <w:rPr>
-        <w:rFonts w:hint="default" w:ascii="Wingdings" w:hAnsi="Wingdings"/>
+        <w:rFonts w:ascii="Wingdings" w:hAnsi="Wingdings" w:hint="default"/>
       </w:rPr>
     </w:lvl>
   </w:abstractNum>
@@ -2134,7 +2074,7 @@
         <w:ind w:left="720" w:hanging="360"/>
       </w:pPr>
       <w:rPr>
-        <w:rFonts w:hint="default" w:ascii="Symbol" w:hAnsi="Symbol"/>
+        <w:rFonts w:ascii="Symbol" w:hAnsi="Symbol" w:hint="default"/>
       </w:rPr>
     </w:lvl>
     <w:lvl w:ilvl="1" w:tplc="240A0003" w:tentative="1">
@@ -2146,7 +2086,7 @@
         <w:ind w:left="1440" w:hanging="360"/>
       </w:pPr>
       <w:rPr>
-        <w:rFonts w:hint="default" w:ascii="Courier New" w:hAnsi="Courier New" w:cs="Courier New"/>
+        <w:rFonts w:ascii="Courier New" w:hAnsi="Courier New" w:cs="Courier New" w:hint="default"/>
       </w:rPr>
     </w:lvl>
     <w:lvl w:ilvl="2" w:tplc="240A0005" w:tentative="1">
@@ -2158,7 +2098,7 @@
         <w:ind w:left="2160" w:hanging="360"/>
       </w:pPr>
       <w:rPr>
-        <w:rFonts w:hint="default" w:ascii="Wingdings" w:hAnsi="Wingdings"/>
+        <w:rFonts w:ascii="Wingdings" w:hAnsi="Wingdings" w:hint="default"/>
       </w:rPr>
     </w:lvl>
     <w:lvl w:ilvl="3" w:tplc="240A0001" w:tentative="1">
@@ -2170,7 +2110,7 @@
         <w:ind w:left="2880" w:hanging="360"/>
       </w:pPr>
       <w:rPr>
-        <w:rFonts w:hint="default" w:ascii="Symbol" w:hAnsi="Symbol"/>
+        <w:rFonts w:ascii="Symbol" w:hAnsi="Symbol" w:hint="default"/>
       </w:rPr>
     </w:lvl>
     <w:lvl w:ilvl="4" w:tplc="240A0003" w:tentative="1">
@@ -2182,7 +2122,7 @@
         <w:ind w:left="3600" w:hanging="360"/>
       </w:pPr>
       <w:rPr>
-        <w:rFonts w:hint="default" w:ascii="Courier New" w:hAnsi="Courier New" w:cs="Courier New"/>
+        <w:rFonts w:ascii="Courier New" w:hAnsi="Courier New" w:cs="Courier New" w:hint="default"/>
       </w:rPr>
     </w:lvl>
     <w:lvl w:ilvl="5" w:tplc="240A0005" w:tentative="1">
@@ -2194,7 +2134,7 @@
         <w:ind w:left="4320" w:hanging="360"/>
       </w:pPr>
       <w:rPr>
-        <w:rFonts w:hint="default" w:ascii="Wingdings" w:hAnsi="Wingdings"/>
+        <w:rFonts w:ascii="Wingdings" w:hAnsi="Wingdings" w:hint="default"/>
       </w:rPr>
     </w:lvl>
     <w:lvl w:ilvl="6" w:tplc="240A0001" w:tentative="1">
@@ -2206,7 +2146,7 @@
         <w:ind w:left="5040" w:hanging="360"/>
       </w:pPr>
       <w:rPr>
-        <w:rFonts w:hint="default" w:ascii="Symbol" w:hAnsi="Symbol"/>
+        <w:rFonts w:ascii="Symbol" w:hAnsi="Symbol" w:hint="default"/>
       </w:rPr>
     </w:lvl>
     <w:lvl w:ilvl="7" w:tplc="240A0003" w:tentative="1">
@@ -2218,7 +2158,7 @@
         <w:ind w:left="5760" w:hanging="360"/>
       </w:pPr>
       <w:rPr>
-        <w:rFonts w:hint="default" w:ascii="Courier New" w:hAnsi="Courier New" w:cs="Courier New"/>
+        <w:rFonts w:ascii="Courier New" w:hAnsi="Courier New" w:cs="Courier New" w:hint="default"/>
       </w:rPr>
     </w:lvl>
     <w:lvl w:ilvl="8" w:tplc="240A0005" w:tentative="1">
@@ -2230,7 +2170,7 @@
         <w:ind w:left="6480" w:hanging="360"/>
       </w:pPr>
       <w:rPr>
-        <w:rFonts w:hint="default" w:ascii="Wingdings" w:hAnsi="Wingdings"/>
+        <w:rFonts w:ascii="Wingdings" w:hAnsi="Wingdings" w:hint="default"/>
       </w:rPr>
     </w:lvl>
   </w:abstractNum>
@@ -2247,7 +2187,7 @@
         <w:ind w:left="720" w:hanging="360"/>
       </w:pPr>
       <w:rPr>
-        <w:rFonts w:hint="default" w:ascii="Symbol" w:hAnsi="Symbol"/>
+        <w:rFonts w:ascii="Symbol" w:hAnsi="Symbol" w:hint="default"/>
       </w:rPr>
     </w:lvl>
     <w:lvl w:ilvl="1" w:tplc="240A0003" w:tentative="1">
@@ -2259,7 +2199,7 @@
         <w:ind w:left="1440" w:hanging="360"/>
       </w:pPr>
       <w:rPr>
-        <w:rFonts w:hint="default" w:ascii="Courier New" w:hAnsi="Courier New" w:cs="Courier New"/>
+        <w:rFonts w:ascii="Courier New" w:hAnsi="Courier New" w:cs="Courier New" w:hint="default"/>
       </w:rPr>
     </w:lvl>
     <w:lvl w:ilvl="2" w:tplc="240A0005" w:tentative="1">
@@ -2271,7 +2211,7 @@
         <w:ind w:left="2160" w:hanging="360"/>
       </w:pPr>
       <w:rPr>
-        <w:rFonts w:hint="default" w:ascii="Wingdings" w:hAnsi="Wingdings"/>
+        <w:rFonts w:ascii="Wingdings" w:hAnsi="Wingdings" w:hint="default"/>
       </w:rPr>
     </w:lvl>
     <w:lvl w:ilvl="3" w:tplc="240A0001" w:tentative="1">
@@ -2283,7 +2223,7 @@
         <w:ind w:left="2880" w:hanging="360"/>
       </w:pPr>
       <w:rPr>
-        <w:rFonts w:hint="default" w:ascii="Symbol" w:hAnsi="Symbol"/>
+        <w:rFonts w:ascii="Symbol" w:hAnsi="Symbol" w:hint="default"/>
       </w:rPr>
     </w:lvl>
     <w:lvl w:ilvl="4" w:tplc="240A0003" w:tentative="1">
@@ -2295,7 +2235,7 @@
         <w:ind w:left="3600" w:hanging="360"/>
       </w:pPr>
       <w:rPr>
-        <w:rFonts w:hint="default" w:ascii="Courier New" w:hAnsi="Courier New" w:cs="Courier New"/>
+        <w:rFonts w:ascii="Courier New" w:hAnsi="Courier New" w:cs="Courier New" w:hint="default"/>
       </w:rPr>
     </w:lvl>
     <w:lvl w:ilvl="5" w:tplc="240A0005" w:tentative="1">
@@ -2307,7 +2247,7 @@
         <w:ind w:left="4320" w:hanging="360"/>
       </w:pPr>
       <w:rPr>
-        <w:rFonts w:hint="default" w:ascii="Wingdings" w:hAnsi="Wingdings"/>
+        <w:rFonts w:ascii="Wingdings" w:hAnsi="Wingdings" w:hint="default"/>
       </w:rPr>
     </w:lvl>
     <w:lvl w:ilvl="6" w:tplc="240A0001" w:tentative="1">
@@ -2319,7 +2259,7 @@
         <w:ind w:left="5040" w:hanging="360"/>
       </w:pPr>
       <w:rPr>
-        <w:rFonts w:hint="default" w:ascii="Symbol" w:hAnsi="Symbol"/>
+        <w:rFonts w:ascii="Symbol" w:hAnsi="Symbol" w:hint="default"/>
       </w:rPr>
     </w:lvl>
     <w:lvl w:ilvl="7" w:tplc="240A0003" w:tentative="1">
@@ -2331,7 +2271,7 @@
         <w:ind w:left="5760" w:hanging="360"/>
       </w:pPr>
       <w:rPr>
-        <w:rFonts w:hint="default" w:ascii="Courier New" w:hAnsi="Courier New" w:cs="Courier New"/>
+        <w:rFonts w:ascii="Courier New" w:hAnsi="Courier New" w:cs="Courier New" w:hint="default"/>
       </w:rPr>
     </w:lvl>
     <w:lvl w:ilvl="8" w:tplc="240A0005" w:tentative="1">
@@ -2343,7 +2283,7 @@
         <w:ind w:left="6480" w:hanging="360"/>
       </w:pPr>
       <w:rPr>
-        <w:rFonts w:hint="default" w:ascii="Wingdings" w:hAnsi="Wingdings"/>
+        <w:rFonts w:ascii="Wingdings" w:hAnsi="Wingdings" w:hint="default"/>
       </w:rPr>
     </w:lvl>
   </w:abstractNum>
@@ -2373,7 +2313,7 @@
   <w:docDefaults>
     <w:rPrDefault>
       <w:rPr>
-        <w:rFonts w:ascii="Arial" w:hAnsi="Arial" w:eastAsia="Arial" w:cs="Arial"/>
+        <w:rFonts w:ascii="Arial" w:eastAsia="Arial" w:hAnsi="Arial" w:cs="Arial"/>
         <w:sz w:val="22"/>
         <w:szCs w:val="22"/>
         <w:lang w:val="es-MX" w:eastAsia="es-CO" w:bidi="ar-SA"/>
@@ -2388,14 +2328,14 @@
   <w:latentStyles w:defLockedState="0" w:defUIPriority="99" w:defSemiHidden="0" w:defUnhideWhenUsed="0" w:defQFormat="0" w:count="376">
     <w:lsdException w:name="Normal" w:uiPriority="0" w:qFormat="1"/>
     <w:lsdException w:name="heading 1" w:uiPriority="9" w:qFormat="1"/>
-    <w:lsdException w:name="heading 2" w:uiPriority="9" w:semiHidden="1" w:unhideWhenUsed="1" w:qFormat="1"/>
-    <w:lsdException w:name="heading 3" w:uiPriority="9" w:semiHidden="1" w:unhideWhenUsed="1" w:qFormat="1"/>
-    <w:lsdException w:name="heading 4" w:uiPriority="9" w:semiHidden="1" w:unhideWhenUsed="1" w:qFormat="1"/>
-    <w:lsdException w:name="heading 5" w:uiPriority="9" w:semiHidden="1" w:unhideWhenUsed="1" w:qFormat="1"/>
-    <w:lsdException w:name="heading 6" w:uiPriority="9" w:semiHidden="1" w:unhideWhenUsed="1" w:qFormat="1"/>
-    <w:lsdException w:name="heading 7" w:uiPriority="9" w:semiHidden="1" w:unhideWhenUsed="1" w:qFormat="1"/>
-    <w:lsdException w:name="heading 8" w:uiPriority="9" w:semiHidden="1" w:unhideWhenUsed="1" w:qFormat="1"/>
-    <w:lsdException w:name="heading 9" w:uiPriority="9" w:semiHidden="1" w:unhideWhenUsed="1" w:qFormat="1"/>
+    <w:lsdException w:name="heading 2" w:semiHidden="1" w:uiPriority="9" w:unhideWhenUsed="1" w:qFormat="1"/>
+    <w:lsdException w:name="heading 3" w:semiHidden="1" w:uiPriority="9" w:unhideWhenUsed="1" w:qFormat="1"/>
+    <w:lsdException w:name="heading 4" w:semiHidden="1" w:uiPriority="9" w:unhideWhenUsed="1" w:qFormat="1"/>
+    <w:lsdException w:name="heading 5" w:semiHidden="1" w:uiPriority="9" w:unhideWhenUsed="1" w:qFormat="1"/>
+    <w:lsdException w:name="heading 6" w:semiHidden="1" w:uiPriority="9" w:unhideWhenUsed="1" w:qFormat="1"/>
+    <w:lsdException w:name="heading 7" w:semiHidden="1" w:uiPriority="9" w:unhideWhenUsed="1" w:qFormat="1"/>
+    <w:lsdException w:name="heading 8" w:semiHidden="1" w:uiPriority="9" w:unhideWhenUsed="1" w:qFormat="1"/>
+    <w:lsdException w:name="heading 9" w:semiHidden="1" w:uiPriority="9" w:unhideWhenUsed="1" w:qFormat="1"/>
     <w:lsdException w:name="index 1" w:semiHidden="1" w:unhideWhenUsed="1"/>
     <w:lsdException w:name="index 2" w:semiHidden="1" w:unhideWhenUsed="1"/>
     <w:lsdException w:name="index 3" w:semiHidden="1" w:unhideWhenUsed="1"/>
@@ -2405,22 +2345,22 @@
     <w:lsdException w:name="index 7" w:semiHidden="1" w:unhideWhenUsed="1"/>
     <w:lsdException w:name="index 8" w:semiHidden="1" w:unhideWhenUsed="1"/>
     <w:lsdException w:name="index 9" w:semiHidden="1" w:unhideWhenUsed="1"/>
-    <w:lsdException w:name="toc 1" w:uiPriority="39" w:semiHidden="1" w:unhideWhenUsed="1"/>
-    <w:lsdException w:name="toc 2" w:uiPriority="39" w:semiHidden="1" w:unhideWhenUsed="1"/>
-    <w:lsdException w:name="toc 3" w:uiPriority="39" w:semiHidden="1" w:unhideWhenUsed="1"/>
-    <w:lsdException w:name="toc 4" w:uiPriority="39" w:semiHidden="1" w:unhideWhenUsed="1"/>
-    <w:lsdException w:name="toc 5" w:uiPriority="39" w:semiHidden="1" w:unhideWhenUsed="1"/>
-    <w:lsdException w:name="toc 6" w:uiPriority="39" w:semiHidden="1" w:unhideWhenUsed="1"/>
-    <w:lsdException w:name="toc 7" w:uiPriority="39" w:semiHidden="1" w:unhideWhenUsed="1"/>
-    <w:lsdException w:name="toc 8" w:uiPriority="39" w:semiHidden="1" w:unhideWhenUsed="1"/>
-    <w:lsdException w:name="toc 9" w:uiPriority="39" w:semiHidden="1" w:unhideWhenUsed="1"/>
+    <w:lsdException w:name="toc 1" w:semiHidden="1" w:uiPriority="39" w:unhideWhenUsed="1"/>
+    <w:lsdException w:name="toc 2" w:semiHidden="1" w:uiPriority="39" w:unhideWhenUsed="1"/>
+    <w:lsdException w:name="toc 3" w:semiHidden="1" w:uiPriority="39" w:unhideWhenUsed="1"/>
+    <w:lsdException w:name="toc 4" w:semiHidden="1" w:uiPriority="39" w:unhideWhenUsed="1"/>
+    <w:lsdException w:name="toc 5" w:semiHidden="1" w:uiPriority="39" w:unhideWhenUsed="1"/>
+    <w:lsdException w:name="toc 6" w:semiHidden="1" w:uiPriority="39" w:unhideWhenUsed="1"/>
+    <w:lsdException w:name="toc 7" w:semiHidden="1" w:uiPriority="39" w:unhideWhenUsed="1"/>
+    <w:lsdException w:name="toc 8" w:semiHidden="1" w:uiPriority="39" w:unhideWhenUsed="1"/>
+    <w:lsdException w:name="toc 9" w:semiHidden="1" w:uiPriority="39" w:unhideWhenUsed="1"/>
     <w:lsdException w:name="Normal Indent" w:semiHidden="1" w:unhideWhenUsed="1"/>
     <w:lsdException w:name="footnote text" w:semiHidden="1" w:unhideWhenUsed="1"/>
     <w:lsdException w:name="annotation text" w:semiHidden="1" w:unhideWhenUsed="1"/>
     <w:lsdException w:name="header" w:semiHidden="1" w:unhideWhenUsed="1"/>
     <w:lsdException w:name="footer" w:semiHidden="1" w:unhideWhenUsed="1"/>
     <w:lsdException w:name="index heading" w:semiHidden="1" w:unhideWhenUsed="1"/>
-    <w:lsdException w:name="caption" w:uiPriority="35" w:semiHidden="1" w:unhideWhenUsed="1" w:qFormat="1"/>
+    <w:lsdException w:name="caption" w:semiHidden="1" w:uiPriority="35" w:unhideWhenUsed="1" w:qFormat="1"/>
     <w:lsdException w:name="table of figures" w:semiHidden="1" w:unhideWhenUsed="1"/>
     <w:lsdException w:name="envelope address" w:semiHidden="1" w:unhideWhenUsed="1"/>
     <w:lsdException w:name="envelope return" w:semiHidden="1" w:unhideWhenUsed="1"/>
@@ -2451,7 +2391,7 @@
     <w:lsdException w:name="Title" w:uiPriority="10" w:qFormat="1"/>
     <w:lsdException w:name="Closing" w:semiHidden="1" w:unhideWhenUsed="1"/>
     <w:lsdException w:name="Signature" w:semiHidden="1" w:unhideWhenUsed="1"/>
-    <w:lsdException w:name="Default Paragraph Font" w:uiPriority="1" w:semiHidden="1" w:unhideWhenUsed="1"/>
+    <w:lsdException w:name="Default Paragraph Font" w:semiHidden="1" w:uiPriority="1" w:unhideWhenUsed="1"/>
     <w:lsdException w:name="Body Text" w:semiHidden="1" w:unhideWhenUsed="1"/>
     <w:lsdException w:name="Body Text Indent" w:semiHidden="1" w:unhideWhenUsed="1"/>
     <w:lsdException w:name="List Continue" w:semiHidden="1" w:unhideWhenUsed="1"/>
@@ -2651,8 +2591,8 @@
     <w:lsdException w:name="Subtle Reference" w:uiPriority="31" w:qFormat="1"/>
     <w:lsdException w:name="Intense Reference" w:uiPriority="32" w:qFormat="1"/>
     <w:lsdException w:name="Book Title" w:uiPriority="33" w:qFormat="1"/>
-    <w:lsdException w:name="Bibliography" w:uiPriority="37" w:semiHidden="1" w:unhideWhenUsed="1"/>
-    <w:lsdException w:name="TOC Heading" w:uiPriority="39" w:semiHidden="1" w:unhideWhenUsed="1" w:qFormat="1"/>
+    <w:lsdException w:name="Bibliography" w:semiHidden="1" w:uiPriority="37" w:unhideWhenUsed="1"/>
+    <w:lsdException w:name="TOC Heading" w:semiHidden="1" w:uiPriority="39" w:unhideWhenUsed="1" w:qFormat="1"/>
     <w:lsdException w:name="Plain Table 1" w:uiPriority="41"/>
     <w:lsdException w:name="Plain Table 2" w:uiPriority="42"/>
     <w:lsdException w:name="Plain Table 3" w:uiPriority="43"/>
@@ -2763,7 +2703,7 @@
     <w:lsdException w:name="Unresolved Mention" w:semiHidden="1" w:unhideWhenUsed="1"/>
     <w:lsdException w:name="Smart Link" w:semiHidden="1" w:unhideWhenUsed="1"/>
   </w:latentStyles>
-  <w:style w:type="paragraph" w:styleId="Normal" w:default="1">
+  <w:style w:type="paragraph" w:default="1" w:styleId="Normal">
     <w:name w:val="Normal"/>
     <w:qFormat/>
   </w:style>
@@ -2880,13 +2820,13 @@
       <w:color w:val="666666"/>
     </w:rPr>
   </w:style>
-  <w:style w:type="character" w:styleId="Fuentedeprrafopredeter" w:default="1">
+  <w:style w:type="character" w:default="1" w:styleId="Fuentedeprrafopredeter">
     <w:name w:val="Default Paragraph Font"/>
     <w:uiPriority w:val="1"/>
     <w:semiHidden/>
     <w:unhideWhenUsed/>
   </w:style>
-  <w:style w:type="table" w:styleId="Tablanormal" w:default="1">
+  <w:style w:type="table" w:default="1" w:styleId="Tablanormal">
     <w:name w:val="Normal Table"/>
     <w:uiPriority w:val="99"/>
     <w:semiHidden/>
@@ -2901,13 +2841,13 @@
       </w:tblCellMar>
     </w:tblPr>
   </w:style>
-  <w:style w:type="numbering" w:styleId="Sinlista" w:default="1">
+  <w:style w:type="numbering" w:default="1" w:styleId="Sinlista">
     <w:name w:val="No List"/>
     <w:uiPriority w:val="99"/>
     <w:semiHidden/>
     <w:unhideWhenUsed/>
   </w:style>
-  <w:style w:type="table" w:styleId="TableNormal" w:customStyle="1">
+  <w:style w:type="table" w:customStyle="1" w:styleId="TableNormal">
     <w:name w:val="Table Normal"/>
     <w:tblPr>
       <w:tblCellMar>
@@ -2951,7 +2891,7 @@
       <w:szCs w:val="30"/>
     </w:rPr>
   </w:style>
-  <w:style w:type="table" w:styleId="a" w:customStyle="1">
+  <w:style w:type="table" w:customStyle="1" w:styleId="a">
     <w:basedOn w:val="TableNormal"/>
     <w:tblPr>
       <w:tblStyleRowBandSize w:val="1"/>
@@ -3334,30 +3274,26 @@
 </file>
 
 <file path=customXml/item1.xml><?xml version="1.0" encoding="utf-8"?>
-<ct:contentTypeSchema xmlns:ct="http://schemas.microsoft.com/office/2006/metadata/contentType" xmlns:ma="http://schemas.microsoft.com/office/2006/metadata/properties/metaAttributes" ct:_="" ma:_="" ma:contentTypeName="Documento" ma:contentTypeID="0x01010049282E1EDBE9234EA9E6D38F720E265F" ma:contentTypeVersion="15" ma:contentTypeDescription="Crear nuevo documento." ma:contentTypeScope="" ma:versionID="b31c7aa9eaf043a08b87120b3c4916e3">
-  <xsd:schema xmlns:xsd="http://www.w3.org/2001/XMLSchema" xmlns:xs="http://www.w3.org/2001/XMLSchema" xmlns:p="http://schemas.microsoft.com/office/2006/metadata/properties" xmlns:ns2="cb45339b-ced9-4d0d-8f64-77573914d53b" xmlns:ns3="43a3ca16-9c26-4813-b83f-4aec9927b43f" targetNamespace="http://schemas.microsoft.com/office/2006/metadata/properties" ma:root="true" ma:fieldsID="3533d065b04d75c457075bc55f1f5315" ns2:_="" ns3:_="">
-    <xsd:import namespace="cb45339b-ced9-4d0d-8f64-77573914d53b"/>
-    <xsd:import namespace="43a3ca16-9c26-4813-b83f-4aec9927b43f"/>
+<ct:contentTypeSchema xmlns:ct="http://schemas.microsoft.com/office/2006/metadata/contentType" xmlns:ma="http://schemas.microsoft.com/office/2006/metadata/properties/metaAttributes" ct:_="" ma:_="" ma:contentTypeName="Documento" ma:contentTypeID="0x0101005D7421CBAB376F47AC1876466873BE0C" ma:contentTypeVersion="11" ma:contentTypeDescription="Crear nuevo documento." ma:contentTypeScope="" ma:versionID="3a1bba6d8728ce939bf9f95dae234b40">
+  <xsd:schema xmlns:xsd="http://www.w3.org/2001/XMLSchema" xmlns:xs="http://www.w3.org/2001/XMLSchema" xmlns:p="http://schemas.microsoft.com/office/2006/metadata/properties" xmlns:ns2="55abea07-cd72-4a95-add0-1082a24cf9e9" xmlns:ns3="285d351f-f218-493a-825f-85a9dfbde315" targetNamespace="http://schemas.microsoft.com/office/2006/metadata/properties" ma:root="true" ma:fieldsID="a4f96e62c8f781ccc064189483c2e669" ns2:_="" ns3:_="">
+    <xsd:import namespace="55abea07-cd72-4a95-add0-1082a24cf9e9"/>
+    <xsd:import namespace="285d351f-f218-493a-825f-85a9dfbde315"/>
     <xsd:element name="properties">
       <xsd:complexType>
         <xsd:sequence>
           <xsd:element name="documentManagement">
             <xsd:complexType>
               <xsd:all>
-                <xsd:element ref="ns2:SharedWithUsers" minOccurs="0"/>
-                <xsd:element ref="ns2:SharedWithDetails" minOccurs="0"/>
-                <xsd:element ref="ns3:MediaServiceMetadata" minOccurs="0"/>
-                <xsd:element ref="ns3:MediaServiceFastMetadata" minOccurs="0"/>
-                <xsd:element ref="ns3:MediaServiceDateTaken" minOccurs="0"/>
-                <xsd:element ref="ns3:MediaServiceObjectDetectorVersions" minOccurs="0"/>
-                <xsd:element ref="ns3:MediaLengthInSeconds" minOccurs="0"/>
-                <xsd:element ref="ns3:MediaServiceLocation" minOccurs="0"/>
-                <xsd:element ref="ns3:MediaServiceGenerationTime" minOccurs="0"/>
-                <xsd:element ref="ns3:MediaServiceEventHashCode" minOccurs="0"/>
-                <xsd:element ref="ns3:lcf76f155ced4ddcb4097134ff3c332f" minOccurs="0"/>
-                <xsd:element ref="ns2:TaxCatchAll" minOccurs="0"/>
-                <xsd:element ref="ns3:MediaServiceOCR" minOccurs="0"/>
-                <xsd:element ref="ns3:MediaServiceSearchProperties" minOccurs="0"/>
+                <xsd:element ref="ns2:MediaServiceMetadata" minOccurs="0"/>
+                <xsd:element ref="ns2:MediaServiceFastMetadata" minOccurs="0"/>
+                <xsd:element ref="ns2:MediaServiceSearchProperties" minOccurs="0"/>
+                <xsd:element ref="ns2:MediaServiceDateTaken" minOccurs="0"/>
+                <xsd:element ref="ns2:lcf76f155ced4ddcb4097134ff3c332f" minOccurs="0"/>
+                <xsd:element ref="ns3:TaxCatchAll" minOccurs="0"/>
+                <xsd:element ref="ns2:MediaServiceOCR" minOccurs="0"/>
+                <xsd:element ref="ns2:MediaServiceGenerationTime" minOccurs="0"/>
+                <xsd:element ref="ns2:MediaServiceEventHashCode" minOccurs="0"/>
+                <xsd:element ref="ns2:MediaLengthInSeconds" minOccurs="0"/>
               </xsd:all>
             </xsd:complexType>
           </xsd:element>
@@ -3365,78 +3301,41 @@
       </xsd:complexType>
     </xsd:element>
   </xsd:schema>
-  <xsd:schema xmlns:xsd="http://www.w3.org/2001/XMLSchema" xmlns:xs="http://www.w3.org/2001/XMLSchema" xmlns:dms="http://schemas.microsoft.com/office/2006/documentManagement/types" xmlns:pc="http://schemas.microsoft.com/office/infopath/2007/PartnerControls" targetNamespace="cb45339b-ced9-4d0d-8f64-77573914d53b" elementFormDefault="qualified">
+  <xsd:schema xmlns:xsd="http://www.w3.org/2001/XMLSchema" xmlns:xs="http://www.w3.org/2001/XMLSchema" xmlns:dms="http://schemas.microsoft.com/office/2006/documentManagement/types" xmlns:pc="http://schemas.microsoft.com/office/infopath/2007/PartnerControls" targetNamespace="55abea07-cd72-4a95-add0-1082a24cf9e9" elementFormDefault="qualified">
     <xsd:import namespace="http://schemas.microsoft.com/office/2006/documentManagement/types"/>
     <xsd:import namespace="http://schemas.microsoft.com/office/infopath/2007/PartnerControls"/>
-    <xsd:element name="SharedWithUsers" ma:index="8" nillable="true" ma:displayName="Compartido con" ma:internalName="SharedWithUsers" ma:readOnly="true">
+    <xsd:element name="MediaServiceMetadata" ma:index="8" nillable="true" ma:displayName="MediaServiceMetadata" ma:hidden="true" ma:internalName="MediaServiceMetadata" ma:readOnly="true">
+      <xsd:simpleType>
+        <xsd:restriction base="dms:Note"/>
+      </xsd:simpleType>
+    </xsd:element>
+    <xsd:element name="MediaServiceFastMetadata" ma:index="9" nillable="true" ma:displayName="MediaServiceFastMetadata" ma:hidden="true" ma:internalName="MediaServiceFastMetadata" ma:readOnly="true">
+      <xsd:simpleType>
+        <xsd:restriction base="dms:Note"/>
+      </xsd:simpleType>
+    </xsd:element>
+    <xsd:element name="MediaServiceSearchProperties" ma:index="10" nillable="true" ma:displayName="MediaServiceSearchProperties" ma:hidden="true" ma:internalName="MediaServiceSearchProperties" ma:readOnly="true">
+      <xsd:simpleType>
+        <xsd:restriction base="dms:Note"/>
+      </xsd:simpleType>
+    </xsd:element>
+    <xsd:element name="MediaServiceDateTaken" ma:index="11" nillable="true" ma:displayName="MediaServiceDateTaken" ma:hidden="true" ma:indexed="true" ma:internalName="MediaServiceDateTaken" ma:readOnly="true">
+      <xsd:simpleType>
+        <xsd:restriction base="dms:Text"/>
+      </xsd:simpleType>
+    </xsd:element>
+    <xsd:element name="lcf76f155ced4ddcb4097134ff3c332f" ma:index="13" nillable="true" ma:taxonomy="true" ma:internalName="lcf76f155ced4ddcb4097134ff3c332f" ma:taxonomyFieldName="MediaServiceImageTags" ma:displayName="Etiquetas de imagen" ma:readOnly="false" ma:fieldId="{5cf76f15-5ced-4ddc-b409-7134ff3c332f}" ma:taxonomyMulti="true" ma:sspId="d33c8c81-5745-4931-bcc4-c2aeafe86780" ma:termSetId="09814cd3-568e-fe90-9814-8d621ff8fb84" ma:anchorId="fba54fb3-c3e1-fe81-a776-ca4b69148c4d" ma:open="true" ma:isKeyword="false">
       <xsd:complexType>
-        <xsd:complexContent>
-          <xsd:extension base="dms:UserMulti">
-            <xsd:sequence>
-              <xsd:element name="UserInfo" minOccurs="0" maxOccurs="unbounded">
-                <xsd:complexType>
-                  <xsd:sequence>
-                    <xsd:element name="DisplayName" type="xsd:string" minOccurs="0"/>
-                    <xsd:element name="AccountId" type="dms:UserId" minOccurs="0" nillable="true"/>
-                    <xsd:element name="AccountType" type="xsd:string" minOccurs="0"/>
-                  </xsd:sequence>
-                </xsd:complexType>
-              </xsd:element>
-            </xsd:sequence>
-          </xsd:extension>
-        </xsd:complexContent>
+        <xsd:sequence>
+          <xsd:element ref="pc:Terms" minOccurs="0" maxOccurs="1"/>
+        </xsd:sequence>
       </xsd:complexType>
     </xsd:element>
-    <xsd:element name="SharedWithDetails" ma:index="9" nillable="true" ma:displayName="Detalles de uso compartido" ma:internalName="SharedWithDetails" ma:readOnly="true">
+    <xsd:element name="MediaServiceOCR" ma:index="15" nillable="true" ma:displayName="Extracted Text" ma:internalName="MediaServiceOCR" ma:readOnly="true">
       <xsd:simpleType>
         <xsd:restriction base="dms:Note">
           <xsd:maxLength value="255"/>
         </xsd:restriction>
-      </xsd:simpleType>
-    </xsd:element>
-    <xsd:element name="TaxCatchAll" ma:index="20" nillable="true" ma:displayName="Taxonomy Catch All Column" ma:hidden="true" ma:list="{2f40a149-578b-41a1-8845-c88bc1831770}" ma:internalName="TaxCatchAll" ma:showField="CatchAllData" ma:web="cb45339b-ced9-4d0d-8f64-77573914d53b">
-      <xsd:complexType>
-        <xsd:complexContent>
-          <xsd:extension base="dms:MultiChoiceLookup">
-            <xsd:sequence>
-              <xsd:element name="Value" type="dms:Lookup" maxOccurs="unbounded" minOccurs="0" nillable="true"/>
-            </xsd:sequence>
-          </xsd:extension>
-        </xsd:complexContent>
-      </xsd:complexType>
-    </xsd:element>
-  </xsd:schema>
-  <xsd:schema xmlns:xsd="http://www.w3.org/2001/XMLSchema" xmlns:xs="http://www.w3.org/2001/XMLSchema" xmlns:dms="http://schemas.microsoft.com/office/2006/documentManagement/types" xmlns:pc="http://schemas.microsoft.com/office/infopath/2007/PartnerControls" targetNamespace="43a3ca16-9c26-4813-b83f-4aec9927b43f" elementFormDefault="qualified">
-    <xsd:import namespace="http://schemas.microsoft.com/office/2006/documentManagement/types"/>
-    <xsd:import namespace="http://schemas.microsoft.com/office/infopath/2007/PartnerControls"/>
-    <xsd:element name="MediaServiceMetadata" ma:index="10" nillable="true" ma:displayName="MediaServiceMetadata" ma:hidden="true" ma:internalName="MediaServiceMetadata" ma:readOnly="true">
-      <xsd:simpleType>
-        <xsd:restriction base="dms:Note"/>
-      </xsd:simpleType>
-    </xsd:element>
-    <xsd:element name="MediaServiceFastMetadata" ma:index="11" nillable="true" ma:displayName="MediaServiceFastMetadata" ma:hidden="true" ma:internalName="MediaServiceFastMetadata" ma:readOnly="true">
-      <xsd:simpleType>
-        <xsd:restriction base="dms:Note"/>
-      </xsd:simpleType>
-    </xsd:element>
-    <xsd:element name="MediaServiceDateTaken" ma:index="12" nillable="true" ma:displayName="MediaServiceDateTaken" ma:hidden="true" ma:indexed="true" ma:internalName="MediaServiceDateTaken" ma:readOnly="true">
-      <xsd:simpleType>
-        <xsd:restriction base="dms:Text"/>
-      </xsd:simpleType>
-    </xsd:element>
-    <xsd:element name="MediaServiceObjectDetectorVersions" ma:index="13" nillable="true" ma:displayName="MediaServiceObjectDetectorVersions" ma:hidden="true" ma:indexed="true" ma:internalName="MediaServiceObjectDetectorVersions" ma:readOnly="true">
-      <xsd:simpleType>
-        <xsd:restriction base="dms:Text"/>
-      </xsd:simpleType>
-    </xsd:element>
-    <xsd:element name="MediaLengthInSeconds" ma:index="14" nillable="true" ma:displayName="MediaLengthInSeconds" ma:hidden="true" ma:internalName="MediaLengthInSeconds" ma:readOnly="true">
-      <xsd:simpleType>
-        <xsd:restriction base="dms:Unknown"/>
-      </xsd:simpleType>
-    </xsd:element>
-    <xsd:element name="MediaServiceLocation" ma:index="15" nillable="true" ma:displayName="Location" ma:indexed="true" ma:internalName="MediaServiceLocation" ma:readOnly="true">
-      <xsd:simpleType>
-        <xsd:restriction base="dms:Text"/>
       </xsd:simpleType>
     </xsd:element>
     <xsd:element name="MediaServiceGenerationTime" ma:index="16" nillable="true" ma:displayName="MediaServiceGenerationTime" ma:hidden="true" ma:internalName="MediaServiceGenerationTime" ma:readOnly="true">
@@ -3449,24 +3348,25 @@
         <xsd:restriction base="dms:Text"/>
       </xsd:simpleType>
     </xsd:element>
-    <xsd:element name="lcf76f155ced4ddcb4097134ff3c332f" ma:index="19" nillable="true" ma:taxonomy="true" ma:internalName="lcf76f155ced4ddcb4097134ff3c332f" ma:taxonomyFieldName="MediaServiceImageTags" ma:displayName="Etiquetas de imagen" ma:readOnly="false" ma:fieldId="{5cf76f15-5ced-4ddc-b409-7134ff3c332f}" ma:taxonomyMulti="true" ma:sspId="d33c8c81-5745-4931-bcc4-c2aeafe86780" ma:termSetId="09814cd3-568e-fe90-9814-8d621ff8fb84" ma:anchorId="fba54fb3-c3e1-fe81-a776-ca4b69148c4d" ma:open="true" ma:isKeyword="false">
-      <xsd:complexType>
-        <xsd:sequence>
-          <xsd:element ref="pc:Terms" minOccurs="0" maxOccurs="1"/>
-        </xsd:sequence>
-      </xsd:complexType>
-    </xsd:element>
-    <xsd:element name="MediaServiceOCR" ma:index="21" nillable="true" ma:displayName="Extracted Text" ma:internalName="MediaServiceOCR" ma:readOnly="true">
+    <xsd:element name="MediaLengthInSeconds" ma:index="18" nillable="true" ma:displayName="MediaLengthInSeconds" ma:hidden="true" ma:internalName="MediaLengthInSeconds" ma:readOnly="true">
       <xsd:simpleType>
-        <xsd:restriction base="dms:Note">
-          <xsd:maxLength value="255"/>
-        </xsd:restriction>
+        <xsd:restriction base="dms:Unknown"/>
       </xsd:simpleType>
     </xsd:element>
-    <xsd:element name="MediaServiceSearchProperties" ma:index="22" nillable="true" ma:displayName="MediaServiceSearchProperties" ma:hidden="true" ma:internalName="MediaServiceSearchProperties" ma:readOnly="true">
-      <xsd:simpleType>
-        <xsd:restriction base="dms:Note"/>
-      </xsd:simpleType>
+  </xsd:schema>
+  <xsd:schema xmlns:xsd="http://www.w3.org/2001/XMLSchema" xmlns:xs="http://www.w3.org/2001/XMLSchema" xmlns:dms="http://schemas.microsoft.com/office/2006/documentManagement/types" xmlns:pc="http://schemas.microsoft.com/office/infopath/2007/PartnerControls" targetNamespace="285d351f-f218-493a-825f-85a9dfbde315" elementFormDefault="qualified">
+    <xsd:import namespace="http://schemas.microsoft.com/office/2006/documentManagement/types"/>
+    <xsd:import namespace="http://schemas.microsoft.com/office/infopath/2007/PartnerControls"/>
+    <xsd:element name="TaxCatchAll" ma:index="14" nillable="true" ma:displayName="Taxonomy Catch All Column" ma:hidden="true" ma:list="{5d57ac59-ec13-4ab6-8bf8-a162ea89df9b}" ma:internalName="TaxCatchAll" ma:showField="CatchAllData" ma:web="285d351f-f218-493a-825f-85a9dfbde315">
+      <xsd:complexType>
+        <xsd:complexContent>
+          <xsd:extension base="dms:MultiChoiceLookup">
+            <xsd:sequence>
+              <xsd:element name="Value" type="dms:Lookup" maxOccurs="unbounded" minOccurs="0" nillable="true"/>
+            </xsd:sequence>
+          </xsd:extension>
+        </xsd:complexContent>
+      </xsd:complexType>
     </xsd:element>
   </xsd:schema>
   <xsd:schema xmlns="http://schemas.openxmlformats.org/package/2006/metadata/core-properties" xmlns:xsd="http://www.w3.org/2001/XMLSchema" xmlns:xsi="http://www.w3.org/2001/XMLSchema-instance" xmlns:dc="http://purl.org/dc/elements/1.1/" xmlns:dcterms="http://purl.org/dc/terms/" xmlns:odoc="http://schemas.microsoft.com/internal/obd" targetNamespace="http://schemas.openxmlformats.org/package/2006/metadata/core-properties" elementFormDefault="qualified" attributeFormDefault="unqualified" blockDefault="#all">
@@ -3571,8 +3471,8 @@
 <file path=customXml/item2.xml><?xml version="1.0" encoding="utf-8"?>
 <p:properties xmlns:p="http://schemas.microsoft.com/office/2006/metadata/properties" xmlns:xsi="http://www.w3.org/2001/XMLSchema-instance" xmlns:pc="http://schemas.microsoft.com/office/infopath/2007/PartnerControls">
   <documentManagement>
-    <TaxCatchAll xmlns="cb45339b-ced9-4d0d-8f64-77573914d53b" xsi:nil="true"/>
-    <lcf76f155ced4ddcb4097134ff3c332f xmlns="43a3ca16-9c26-4813-b83f-4aec9927b43f">
+    <TaxCatchAll xmlns="285d351f-f218-493a-825f-85a9dfbde315" xsi:nil="true"/>
+    <lcf76f155ced4ddcb4097134ff3c332f xmlns="55abea07-cd72-4a95-add0-1082a24cf9e9">
       <Terms xmlns="http://schemas.microsoft.com/office/infopath/2007/PartnerControls"/>
     </lcf76f155ced4ddcb4097134ff3c332f>
   </documentManagement>
@@ -3589,22 +3489,7 @@
 </file>
 
 <file path=customXml/itemProps1.xml><?xml version="1.0" encoding="utf-8"?>
-<ds:datastoreItem xmlns:ds="http://schemas.openxmlformats.org/officeDocument/2006/customXml" ds:itemID="{1A3DA39C-1E32-4E69-B7BA-0AE6BBB94399}">
-  <ds:schemaRefs>
-    <ds:schemaRef ds:uri="http://schemas.microsoft.com/office/2006/metadata/contentType"/>
-    <ds:schemaRef ds:uri="http://schemas.microsoft.com/office/2006/metadata/properties/metaAttributes"/>
-    <ds:schemaRef ds:uri="http://www.w3.org/2001/XMLSchema"/>
-    <ds:schemaRef ds:uri="http://schemas.microsoft.com/office/2006/metadata/properties"/>
-    <ds:schemaRef ds:uri="cb45339b-ced9-4d0d-8f64-77573914d53b"/>
-    <ds:schemaRef ds:uri="43a3ca16-9c26-4813-b83f-4aec9927b43f"/>
-    <ds:schemaRef ds:uri="http://schemas.microsoft.com/office/2006/documentManagement/types"/>
-    <ds:schemaRef ds:uri="http://schemas.microsoft.com/office/infopath/2007/PartnerControls"/>
-    <ds:schemaRef ds:uri="http://schemas.openxmlformats.org/package/2006/metadata/core-properties"/>
-    <ds:schemaRef ds:uri="http://purl.org/dc/elements/1.1/"/>
-    <ds:schemaRef ds:uri="http://purl.org/dc/terms/"/>
-    <ds:schemaRef ds:uri="http://schemas.microsoft.com/internal/obd"/>
-  </ds:schemaRefs>
-</ds:datastoreItem>
+<ds:datastoreItem xmlns:ds="http://schemas.openxmlformats.org/officeDocument/2006/customXml" ds:itemID="{8054DCA4-B274-48EC-8ADB-CFD051A82AE0}"/>
 </file>
 
 <file path=customXml/itemProps2.xml><?xml version="1.0" encoding="utf-8"?>
